--- a/따라하며_끝내는_AICE_Associate.docx
+++ b/따라하며_끝내는_AICE_Associate.docx
@@ -14348,6 +14348,294 @@
                 <w:sz w:val="18"/>
               </w:rPr>
               <w:t>LogisticRegression(max_iter=5000)  # max_iter를 넉넉하게 늘려줌</w:t>
+            </w:r>
+          </w:p>
+        </w:tc>
+      </w:tr>
+    </w:tbl>
+    <w:p>
+      <w:pPr>
+        <w:spacing w:after="80"/>
+      </w:pPr>
+    </w:p>
+    <w:p>
+      <w:pPr>
+        <w:spacing w:after="80" w:before="160"/>
+        <w:jc w:val="left"/>
+      </w:pPr>
+      <w:r>
+        <w:rPr>
+          <w:rFonts w:ascii="맑은 고딕" w:hAnsi="맑은 고딕" w:eastAsia="맑은 고딕"/>
+          <w:b/>
+          <w:color w:val="1F2937"/>
+          <w:sz w:val="24"/>
+        </w:rPr>
+        <w:t>UnicodeDecodeError: 'cp949' codec can't decode byte / 'utf-8' codec can't decode byte</w:t>
+      </w:r>
+    </w:p>
+    <w:p>
+      <w:pPr>
+        <w:spacing w:after="120"/>
+        <w:jc w:val="both"/>
+      </w:pPr>
+      <w:r>
+        <w:rPr>
+          <w:rFonts w:ascii="맑은 고딕" w:hAnsi="맑은 고딕" w:eastAsia="맑은 고딕"/>
+          <w:b/>
+          <w:color w:val="1F2937"/>
+          <w:sz w:val="21"/>
+        </w:rPr>
+        <w:t>원인:</w:t>
+      </w:r>
+      <w:r>
+        <w:rPr>
+          <w:rFonts w:ascii="맑은 고딕" w:hAnsi="맑은 고딕" w:eastAsia="맑은 고딕"/>
+          <w:b w:val="0"/>
+          <w:color w:val="1F2937"/>
+          <w:sz w:val="21"/>
+        </w:rPr>
+        <w:t xml:space="preserve"> CSV 파일이 만들어질 때 쓰인 인코딩과 pd.read_csv()가 기본으로 시도하는 인코딩이 달라서 발생합니다 (한글이 섞인 데이터에서 흔함).</w:t>
+      </w:r>
+    </w:p>
+    <w:tbl>
+      <w:tblPr>
+        <w:tblW w:type="auto" w:w="0"/>
+        <w:tblLook w:firstColumn="1" w:firstRow="1" w:lastColumn="0" w:lastRow="0" w:noHBand="0" w:noVBand="1" w:val="04A0"/>
+      </w:tblPr>
+      <w:tblGrid>
+        <w:gridCol w:w="9638"/>
+      </w:tblGrid>
+      <w:tr>
+        <w:tc>
+          <w:tcPr>
+            <w:tcW w:type="dxa" w:w="9638"/>
+            <w:shd w:val="clear" w:fill="1E293B"/>
+          </w:tcPr>
+          <w:p>
+            <w:pPr>
+              <w:spacing w:after="0"/>
+            </w:pPr>
+            <w:r/>
+            <w:r>
+              <w:rPr>
+                <w:rFonts w:ascii="Consolas" w:hAnsi="Consolas" w:eastAsia="Consolas"/>
+                <w:b w:val="0"/>
+                <w:color w:val="E2E8F0"/>
+                <w:sz w:val="18"/>
+              </w:rPr>
+              <w:t xml:space="preserve">df = pd.read_csv('data.csv', encoding='cp949')  # utf-8로 실패하면 cp949(한글 윈도우 기본 인코딩)로 시도</w:t>
+            </w:r>
+          </w:p>
+          <w:p>
+            <w:pPr>
+              <w:spacing w:after="0"/>
+            </w:pPr>
+            <w:r/>
+            <w:r>
+              <w:rPr>
+                <w:rFonts w:ascii="Consolas" w:hAnsi="Consolas" w:eastAsia="Consolas"/>
+                <w:b w:val="0"/>
+                <w:color w:val="E2E8F0"/>
+                <w:sz w:val="18"/>
+              </w:rPr>
+              <w:t xml:space="preserve">df = pd.read_csv('data.csv', encoding='utf-8-sig')  # 그래도 안 되면 반대로 utf-8-sig로 시도</w:t>
+            </w:r>
+          </w:p>
+        </w:tc>
+      </w:tr>
+    </w:tbl>
+    <w:p>
+      <w:pPr>
+        <w:spacing w:after="80"/>
+      </w:pPr>
+    </w:p>
+    <w:p>
+      <w:pPr>
+        <w:spacing w:after="80" w:before="160"/>
+        <w:jc w:val="left"/>
+      </w:pPr>
+      <w:r>
+        <w:rPr>
+          <w:rFonts w:ascii="맑은 고딕" w:hAnsi="맑은 고딕" w:eastAsia="맑은 고딕"/>
+          <w:b/>
+          <w:color w:val="1F2937"/>
+          <w:sz w:val="24"/>
+        </w:rPr>
+        <w:t>KeyError: '컬럼명'</w:t>
+      </w:r>
+    </w:p>
+    <w:p>
+      <w:pPr>
+        <w:spacing w:after="120"/>
+        <w:jc w:val="both"/>
+      </w:pPr>
+      <w:r>
+        <w:rPr>
+          <w:rFonts w:ascii="맑은 고딕" w:hAnsi="맑은 고딕" w:eastAsia="맑은 고딕"/>
+          <w:b/>
+          <w:color w:val="1F2937"/>
+          <w:sz w:val="21"/>
+        </w:rPr>
+        <w:t>원인:</w:t>
+      </w:r>
+      <w:r>
+        <w:rPr>
+          <w:rFonts w:ascii="맑은 고딕" w:hAnsi="맑은 고딕" w:eastAsia="맑은 고딕"/>
+          <w:b w:val="0"/>
+          <w:color w:val="1F2937"/>
+          <w:sz w:val="21"/>
+        </w:rPr>
+        <w:t xml:space="preserve"> 존재하지 않는 컬럼명을 참조했을 때 발생합니다. 오타이거나, get_dummies/drop 등으로 이미 사라진 컬럼일 수 있습니다.</w:t>
+      </w:r>
+    </w:p>
+    <w:tbl>
+      <w:tblPr>
+        <w:tblW w:type="auto" w:w="0"/>
+        <w:tblLook w:firstColumn="1" w:firstRow="1" w:lastColumn="0" w:lastRow="0" w:noHBand="0" w:noVBand="1" w:val="04A0"/>
+      </w:tblPr>
+      <w:tblGrid>
+        <w:gridCol w:w="9638"/>
+      </w:tblGrid>
+      <w:tr>
+        <w:tc>
+          <w:tcPr>
+            <w:tcW w:type="dxa" w:w="9638"/>
+            <w:shd w:val="clear" w:fill="1E293B"/>
+          </w:tcPr>
+          <w:p>
+            <w:pPr>
+              <w:spacing w:after="0"/>
+            </w:pPr>
+            <w:r/>
+            <w:r>
+              <w:rPr>
+                <w:rFonts w:ascii="Consolas" w:hAnsi="Consolas" w:eastAsia="Consolas"/>
+                <w:b w:val="0"/>
+                <w:color w:val="E2E8F0"/>
+                <w:sz w:val="18"/>
+              </w:rPr>
+              <w:t xml:space="preserve">print(df.columns.tolist())  # 실제 컬럼명 확인 (대소문자·띄어쓰기 오타 주의)</w:t>
+            </w:r>
+          </w:p>
+        </w:tc>
+      </w:tr>
+    </w:tbl>
+    <w:p>
+      <w:pPr>
+        <w:spacing w:after="80"/>
+      </w:pPr>
+    </w:p>
+    <w:p>
+      <w:pPr>
+        <w:spacing w:after="80" w:before="160"/>
+        <w:jc w:val="left"/>
+      </w:pPr>
+      <w:r>
+        <w:rPr>
+          <w:rFonts w:ascii="맑은 고딕" w:hAnsi="맑은 고딕" w:eastAsia="맑은 고딕"/>
+          <w:b/>
+          <w:color w:val="1F2937"/>
+          <w:sz w:val="24"/>
+        </w:rPr>
+        <w:t>ValueError: Shapes (None, 1) and (None, 3) are incompatible</w:t>
+      </w:r>
+    </w:p>
+    <w:p>
+      <w:pPr>
+        <w:spacing w:after="120"/>
+        <w:jc w:val="both"/>
+      </w:pPr>
+      <w:r>
+        <w:rPr>
+          <w:rFonts w:ascii="맑은 고딕" w:hAnsi="맑은 고딕" w:eastAsia="맑은 고딕"/>
+          <w:b/>
+          <w:color w:val="1F2937"/>
+          <w:sz w:val="21"/>
+        </w:rPr>
+        <w:t>원인:</w:t>
+      </w:r>
+      <w:r>
+        <w:rPr>
+          <w:rFonts w:ascii="맑은 고딕" w:hAnsi="맑은 고딕" w:eastAsia="맑은 고딕"/>
+          <w:b w:val="0"/>
+          <w:color w:val="1F2937"/>
+          <w:sz w:val="21"/>
+        </w:rPr>
+        <w:t xml:space="preserve"> 다중분류인데 출력층 노드를 1개로 만들었거나, 반대로 이진분류인데 여러 개로 만들었을 때, 또는 loss를 문제 유형과 다르게 설정했을 때 발생합니다.</w:t>
+      </w:r>
+    </w:p>
+    <w:tbl>
+      <w:tblPr>
+        <w:tblW w:type="auto" w:w="0"/>
+        <w:tblLook w:firstColumn="1" w:firstRow="1" w:lastColumn="0" w:lastRow="0" w:noHBand="0" w:noVBand="1" w:val="04A0"/>
+      </w:tblPr>
+      <w:tblGrid>
+        <w:gridCol w:w="9638"/>
+      </w:tblGrid>
+      <w:tr>
+        <w:tc>
+          <w:tcPr>
+            <w:tcW w:type="dxa" w:w="9638"/>
+            <w:shd w:val="clear" w:fill="1E293B"/>
+          </w:tcPr>
+          <w:p>
+            <w:pPr>
+              <w:spacing w:after="0"/>
+            </w:pPr>
+            <w:r/>
+            <w:r>
+              <w:rPr>
+                <w:rFonts w:ascii="Consolas" w:hAnsi="Consolas" w:eastAsia="Consolas"/>
+                <w:b w:val="0"/>
+                <w:color w:val="E2E8F0"/>
+                <w:sz w:val="18"/>
+              </w:rPr>
+              <w:t xml:space="preserve">model.add(Dense(1, activation='sigmoid'))  # 이진분류: 출력 노드 1개 + sigmoid</w:t>
+            </w:r>
+          </w:p>
+          <w:p>
+            <w:pPr>
+              <w:spacing w:after="0"/>
+            </w:pPr>
+            <w:r/>
+            <w:r>
+              <w:rPr>
+                <w:rFonts w:ascii="Consolas" w:hAnsi="Consolas" w:eastAsia="Consolas"/>
+                <w:b w:val="0"/>
+                <w:color w:val="E2E8F0"/>
+                <w:sz w:val="18"/>
+              </w:rPr>
+              <w:t xml:space="preserve">model.compile(loss='binary_crossentropy', optimizer='adam', metrics=['accuracy'])</w:t>
+            </w:r>
+          </w:p>
+          <w:p>
+            <w:pPr>
+              <w:spacing w:after="0"/>
+            </w:pPr>
+            <w:r/>
+            <w:r>
+              <w:rPr>
+                <w:rFonts w:ascii="Consolas" w:hAnsi="Consolas" w:eastAsia="Consolas"/>
+                <w:b w:val="0"/>
+                <w:color w:val="E2E8F0"/>
+                <w:sz w:val="18"/>
+              </w:rPr>
+              <w:t xml:space="preserve">model.add(Dense(3, activation='softmax'))  # 다중분류(클래스 3개): 출력 노드 3개 + softmax</w:t>
+            </w:r>
+          </w:p>
+          <w:p>
+            <w:pPr>
+              <w:spacing w:after="0"/>
+            </w:pPr>
+            <w:r/>
+            <w:r>
+              <w:rPr>
+                <w:rFonts w:ascii="Consolas" w:hAnsi="Consolas" w:eastAsia="Consolas"/>
+                <w:b w:val="0"/>
+                <w:color w:val="E2E8F0"/>
+                <w:sz w:val="18"/>
+              </w:rPr>
+              <w:t xml:space="preserve">model.compile(loss='sparse_categorical_crossentropy', optimizer='adam', metrics=['accuracy'])</w:t>
             </w:r>
           </w:p>
         </w:tc>

--- a/따라하며_끝내는_AICE_Associate.docx
+++ b/따라하며_끝내는_AICE_Associate.docx
@@ -4487,7 +4487,7 @@
                 <w:color w:val="1F2937"/>
                 <w:sz w:val="18"/>
               </w:rPr>
-              <w:t>01_NumPy_Pandas_기초</w:t>
+              <w:t>01_데이터로딩_EDA</w:t>
             </w:r>
           </w:p>
         </w:tc>
@@ -4504,58 +4504,58 @@
                 <w:color w:val="1F2937"/>
                 <w:sz w:val="18"/>
               </w:rPr>
+              <w:t>라이브러리 불러오기(alias), csv/json/excel 불러오기, 데이터 기본 탐색</w:t>
+            </w:r>
+          </w:p>
+        </w:tc>
+        <w:tc>
+          <w:tcPr>
+            <w:tcW w:w="2613" w:type="dxa"/>
+            <w:shd w:val="clear" w:color="auto" w:fill="F3F4F6"/>
+          </w:tcPr>
+          <w:p>
+            <w:r>
+              <w:rPr>
+                <w:rFonts w:ascii="맑은 고딕" w:eastAsia="맑은 고딕" w:hAnsi="맑은 고딕"/>
+                <w:b w:val="0"/>
+                <w:color w:val="1F2937"/>
+                <w:sz w:val="18"/>
+              </w:rPr>
+              <w:t>이론+실무 · 실무전용</w:t>
+            </w:r>
+          </w:p>
+        </w:tc>
+      </w:tr>
+      <w:tr>
+        <w:tc>
+          <w:tcPr>
+            <w:tcW w:w="2383" w:type="dxa"/>
+          </w:tcPr>
+          <w:p>
+            <w:r>
+              <w:rPr>
+                <w:rFonts w:ascii="맑은 고딕" w:eastAsia="맑은 고딕" w:hAnsi="맑은 고딕"/>
+                <w:b w:val="0"/>
+                <w:color w:val="1F2937"/>
+                <w:sz w:val="18"/>
+              </w:rPr>
+              <w:t>02_NumPy_Pandas_기초</w:t>
+            </w:r>
+          </w:p>
+        </w:tc>
+        <w:tc>
+          <w:tcPr>
+            <w:tcW w:w="4642" w:type="dxa"/>
+          </w:tcPr>
+          <w:p>
+            <w:r>
+              <w:rPr>
+                <w:rFonts w:ascii="맑은 고딕" w:eastAsia="맑은 고딕" w:hAnsi="맑은 고딕"/>
+                <w:b w:val="0"/>
+                <w:color w:val="1F2937"/>
+                <w:sz w:val="18"/>
+              </w:rPr>
               <w:t>배열/데이터프레임 조작 대량 반복 연습</w:t>
-            </w:r>
-          </w:p>
-        </w:tc>
-        <w:tc>
-          <w:tcPr>
-            <w:tcW w:w="2613" w:type="dxa"/>
-            <w:shd w:val="clear" w:color="auto" w:fill="F3F4F6"/>
-          </w:tcPr>
-          <w:p>
-            <w:r>
-              <w:rPr>
-                <w:rFonts w:ascii="맑은 고딕" w:eastAsia="맑은 고딕" w:hAnsi="맑은 고딕"/>
-                <w:b w:val="0"/>
-                <w:color w:val="1F2937"/>
-                <w:sz w:val="18"/>
-              </w:rPr>
-              <w:t>이론+실무 · 실무전용</w:t>
-            </w:r>
-          </w:p>
-        </w:tc>
-      </w:tr>
-      <w:tr>
-        <w:tc>
-          <w:tcPr>
-            <w:tcW w:w="2383" w:type="dxa"/>
-          </w:tcPr>
-          <w:p>
-            <w:r>
-              <w:rPr>
-                <w:rFonts w:ascii="맑은 고딕" w:eastAsia="맑은 고딕" w:hAnsi="맑은 고딕"/>
-                <w:b w:val="0"/>
-                <w:color w:val="1F2937"/>
-                <w:sz w:val="18"/>
-              </w:rPr>
-              <w:t>02_데이터로딩_EDA</w:t>
-            </w:r>
-          </w:p>
-        </w:tc>
-        <w:tc>
-          <w:tcPr>
-            <w:tcW w:w="4642" w:type="dxa"/>
-          </w:tcPr>
-          <w:p>
-            <w:r>
-              <w:rPr>
-                <w:rFonts w:ascii="맑은 고딕" w:eastAsia="맑은 고딕" w:hAnsi="맑은 고딕"/>
-                <w:b w:val="0"/>
-                <w:color w:val="1F2937"/>
-                <w:sz w:val="18"/>
-              </w:rPr>
-              <w:t>csv/json/excel 불러오기, 데이터 기본 탐색</w:t>
             </w:r>
           </w:p>
         </w:tc>
@@ -16034,7 +16034,7 @@
                 <w:color w:val="1F2937"/>
                 <w:sz w:val="18"/>
               </w:rPr>
-              <w:t>01_NumPy_Pandas_기초 ~ 03_데이터시각화 (이론+실무, 실무전용 모두)</w:t>
+              <w:t>01_데이터로딩_EDA ~ 03_데이터시각화 (이론+실무, 실무전용 모두)</w:t>
             </w:r>
           </w:p>
         </w:tc>
@@ -16627,7 +16627,7 @@
                 <w:color w:val="1F2937"/>
                 <w:sz w:val="18"/>
               </w:rPr>
-              <w:t>XGBRegressor</w:t>
+              <w:t>XGBRegressor / LGBMRegressor / ExtraTreesRegressor</w:t>
             </w:r>
           </w:p>
         </w:tc>
@@ -16643,7 +16643,7 @@
                 <w:color w:val="1F2937"/>
                 <w:sz w:val="18"/>
               </w:rPr>
-              <w:t>xgboost</w:t>
+              <w:t>xgboost / lightgbm / sklearn.ensemble</w:t>
             </w:r>
           </w:p>
         </w:tc>
@@ -16763,7 +16763,7 @@
                 <w:color w:val="1F2937"/>
                 <w:sz w:val="18"/>
               </w:rPr>
-              <w:t>RandomForestClassifier</w:t>
+              <w:t>RandomForestClassifier / ExtraTreesClassifier</w:t>
             </w:r>
           </w:p>
         </w:tc>
@@ -17062,7 +17062,7 @@
                 <w:color w:val="1F2937"/>
                 <w:sz w:val="18"/>
               </w:rPr>
-              <w:t>00_시험개요_오픈북전략 / 00_AICE_핵심_코드_치트시트 / 00_AICE_에러_해결가이드 / aice_grader_실습해보기</w:t>
+              <w:t>00_시작하기.ipynb (단일 통합 파일: 진단테스트 · 시험개요 · 오픈북전략 · 치트시트 · 에러가이드 · 자동채점기)</w:t>
             </w:r>
           </w:p>
         </w:tc>
@@ -17081,7 +17081,7 @@
                 <w:color w:val="1F2937"/>
                 <w:sz w:val="18"/>
               </w:rPr>
-              <w:t>01_NumPy_Pandas_기초</w:t>
+              <w:t>01_데이터로딩_EDA</w:t>
             </w:r>
           </w:p>
         </w:tc>
@@ -17098,7 +17098,7 @@
                 <w:color w:val="1F2937"/>
                 <w:sz w:val="18"/>
               </w:rPr>
-              <w:t>01_NumPy_Pandas_기초_실전문제 / _실무전용</w:t>
+              <w:t>01_EDA_데이터로딩_탐색 / _실무전용</w:t>
             </w:r>
           </w:p>
         </w:tc>
@@ -17116,7 +17116,7 @@
                 <w:color w:val="1F2937"/>
                 <w:sz w:val="18"/>
               </w:rPr>
-              <w:t>02_데이터로딩_EDA</w:t>
+              <w:t>02_NumPy_Pandas_기초</w:t>
             </w:r>
           </w:p>
         </w:tc>
@@ -17132,7 +17132,7 @@
                 <w:color w:val="1F2937"/>
                 <w:sz w:val="18"/>
               </w:rPr>
-              <w:t>02_EDA_데이터로딩_탐색 / _실무전용</w:t>
+              <w:t>02_NumPy_Pandas_기초 / _실무전용</w:t>
             </w:r>
           </w:p>
         </w:tc>
@@ -17272,7 +17272,7 @@
                 <w:color w:val="1F2937"/>
                 <w:sz w:val="18"/>
               </w:rPr>
-              <w:t>06_이진분류, 07_다중분류 / 각 _실무전용</w:t>
+              <w:t>06_머신러닝_분류_이진, 06_머신러닝_분류_다중 / 각 _실무전용</w:t>
             </w:r>
           </w:p>
         </w:tc>
@@ -17342,7 +17342,7 @@
                 <w:color w:val="1F2937"/>
                 <w:sz w:val="18"/>
               </w:rPr>
-              <w:t>08_회귀, 09_이진분류, 10_다중분류 / 각 _실무전용</w:t>
+              <w:t>08_딥러닝_회귀, 08_딥러닝_분류_이진, 08_딥러닝_분류_다중 / 각 _실무전용</w:t>
             </w:r>
           </w:p>
         </w:tc>

--- a/따라하며_끝내는_AICE_Associate.docx
+++ b/따라하며_끝내는_AICE_Associate.docx
@@ -4244,6 +4244,14 @@
     </w:p>
     <w:p>
       <w:pPr>
+        <w:pBdr>
+          <w:bottom w:val="single" w:sz="8" w:space="1" w:color="3B82C4"/>
+        </w:pBdr>
+        <w:spacing w:after="40"/>
+      </w:pPr>
+    </w:p>
+    <w:p>
+      <w:pPr>
         <w:jc w:val="both"/>
         <w:spacing w:after="120"/>
         <w:rPr>
@@ -13214,7 +13222,7 @@
           <w:color w:val="122240"/>
           <w:sz w:val="40"/>
         </w:rPr>
-        <w:t>16장. 실제 문제풀이 예시</w:t>
+        <w:t>16장. 실제 문제풀이 예시 (실행 화면 수록)</w:t>
       </w:r>
     </w:p>
     <w:p>
@@ -13257,6 +13265,37 @@
         </w:rPr>
         <w:t>입니다(연출된 화면이 아닙니다). 코드를 어떻게 조합해 결과를 만들어내는지 순서대로 따라가 보세요.</w:t>
       </w:r>
+    </w:p>
+    <w:p>
+      <w:pPr>
+        <w:pBdr>
+          <w:top w:val="single" w:sz="8" w:space="1" w:color="3B82C4"/>
+        </w:pBdr>
+        <w:spacing w:before="40"/>
+      </w:pPr>
+    </w:p>
+    <w:p>
+      <w:pPr>
+        <w:jc w:val="left"/>
+        <w:spacing w:after="40" w:before="40"/>
+      </w:pPr>
+      <w:r>
+        <w:rPr>
+          <w:rFonts w:ascii="맑은 고딕" w:eastAsia="맑은 고딕" w:hAnsi="맑은 고딕"/>
+          <w:b/>
+          <w:color w:val="122240"/>
+          <w:sz w:val="40"/>
+        </w:rPr>
+        <w:t>16-1. 실제 문제풀이 예시 (실행 화면 수록)</w:t>
+      </w:r>
+    </w:p>
+    <w:p>
+      <w:pPr>
+        <w:pBdr>
+          <w:bottom w:val="single" w:sz="8" w:space="1" w:color="3B82C4"/>
+        </w:pBdr>
+        <w:spacing w:after="40"/>
+      </w:pPr>
     </w:p>
     <w:p>
       <w:pPr>
@@ -16532,6 +16571,72 @@
         <w:tc>
           <w:tcPr>
             <w:tcW w:w="1751" w:type="dxa"/>
+          </w:tcPr>
+          <w:p>
+            <w:r>
+              <w:rPr>
+                <w:rFonts w:ascii="맑은 고딕" w:eastAsia="맑은 고딕" w:hAnsi="맑은 고딕"/>
+                <w:b w:val="0"/>
+                <w:color w:val="1F2937"/>
+                <w:sz w:val="18"/>
+              </w:rPr>
+              <w:t>회귀</w:t>
+            </w:r>
+          </w:p>
+        </w:tc>
+        <w:tc>
+          <w:tcPr>
+            <w:tcW w:w="3066" w:type="dxa"/>
+          </w:tcPr>
+          <w:p>
+            <w:r>
+              <w:rPr>
+                <w:rFonts w:ascii="맑은 고딕" w:eastAsia="맑은 고딕" w:hAnsi="맑은 고딕"/>
+                <w:b w:val="0"/>
+                <w:color w:val="1F2937"/>
+                <w:sz w:val="18"/>
+              </w:rPr>
+              <w:t>DecisionTreeRegressor</w:t>
+            </w:r>
+          </w:p>
+        </w:tc>
+        <w:tc>
+          <w:tcPr>
+            <w:tcW w:w="2409" w:type="dxa"/>
+          </w:tcPr>
+          <w:p>
+            <w:r>
+              <w:rPr>
+                <w:rFonts w:ascii="맑은 고딕" w:eastAsia="맑은 고딕" w:hAnsi="맑은 고딕"/>
+                <w:b w:val="0"/>
+                <w:color w:val="1F2937"/>
+                <w:sz w:val="18"/>
+              </w:rPr>
+              <w:t>sklearn.tree</w:t>
+            </w:r>
+          </w:p>
+        </w:tc>
+        <w:tc>
+          <w:tcPr>
+            <w:tcW w:w="2409" w:type="dxa"/>
+          </w:tcPr>
+          <w:p>
+            <w:r>
+              <w:rPr>
+                <w:rFonts w:ascii="맑은 고딕" w:eastAsia="맑은 고딕" w:hAnsi="맑은 고딕"/>
+                <w:b w:val="0"/>
+                <w:color w:val="1F2937"/>
+                <w:sz w:val="18"/>
+              </w:rPr>
+              <w:t>〃</w:t>
+            </w:r>
+          </w:p>
+        </w:tc>
+      </w:tr>
+      <w:tr>
+        <w:tc>
+          <w:tcPr>
+            <w:tcW w:w="1751" w:type="dxa"/>
             <w:shd w:val="clear" w:color="auto" w:fill="F3F4F6"/>
           </w:tcPr>
           <w:p>
@@ -16668,6 +16773,72 @@
         <w:tc>
           <w:tcPr>
             <w:tcW w:w="1751" w:type="dxa"/>
+          </w:tcPr>
+          <w:p>
+            <w:r>
+              <w:rPr>
+                <w:rFonts w:ascii="맑은 고딕" w:eastAsia="맑은 고딕" w:hAnsi="맑은 고딕"/>
+                <w:b w:val="0"/>
+                <w:color w:val="1F2937"/>
+                <w:sz w:val="18"/>
+              </w:rPr>
+              <w:t>회귀</w:t>
+            </w:r>
+          </w:p>
+        </w:tc>
+        <w:tc>
+          <w:tcPr>
+            <w:tcW w:w="3066" w:type="dxa"/>
+          </w:tcPr>
+          <w:p>
+            <w:r>
+              <w:rPr>
+                <w:rFonts w:ascii="맑은 고딕" w:eastAsia="맑은 고딕" w:hAnsi="맑은 고딕"/>
+                <w:b w:val="0"/>
+                <w:color w:val="1F2937"/>
+                <w:sz w:val="18"/>
+              </w:rPr>
+              <w:t>VotingRegressor (여러 모델 앙상블)</w:t>
+            </w:r>
+          </w:p>
+        </w:tc>
+        <w:tc>
+          <w:tcPr>
+            <w:tcW w:w="2409" w:type="dxa"/>
+          </w:tcPr>
+          <w:p>
+            <w:r>
+              <w:rPr>
+                <w:rFonts w:ascii="맑은 고딕" w:eastAsia="맑은 고딕" w:hAnsi="맑은 고딕"/>
+                <w:b w:val="0"/>
+                <w:color w:val="1F2937"/>
+                <w:sz w:val="18"/>
+              </w:rPr>
+              <w:t>sklearn.ensemble</w:t>
+            </w:r>
+          </w:p>
+        </w:tc>
+        <w:tc>
+          <w:tcPr>
+            <w:tcW w:w="2409" w:type="dxa"/>
+          </w:tcPr>
+          <w:p>
+            <w:r>
+              <w:rPr>
+                <w:rFonts w:ascii="맑은 고딕" w:eastAsia="맑은 고딕" w:hAnsi="맑은 고딕"/>
+                <w:b w:val="0"/>
+                <w:color w:val="1F2937"/>
+                <w:sz w:val="18"/>
+              </w:rPr>
+              <w:t>〃</w:t>
+            </w:r>
+          </w:p>
+        </w:tc>
+      </w:tr>
+      <w:tr>
+        <w:tc>
+          <w:tcPr>
+            <w:tcW w:w="1751" w:type="dxa"/>
             <w:shd w:val="clear" w:color="auto" w:fill="F3F4F6"/>
           </w:tcPr>
           <w:p>
@@ -16763,7 +16934,7 @@
                 <w:color w:val="1F2937"/>
                 <w:sz w:val="18"/>
               </w:rPr>
-              <w:t>RandomForestClassifier / ExtraTreesClassifier</w:t>
+              <w:t>RandomForestClassifier / ExtraTreesClassifier / GradientBoostingClassifier</w:t>
             </w:r>
           </w:p>
         </w:tc>
@@ -16916,6 +17087,72 @@
                 <w:sz w:val="18"/>
               </w:rPr>
               <w:t>sklearn.linear_model / neighbors / svm</w:t>
+            </w:r>
+          </w:p>
+        </w:tc>
+        <w:tc>
+          <w:tcPr>
+            <w:tcW w:w="2409" w:type="dxa"/>
+          </w:tcPr>
+          <w:p>
+            <w:r>
+              <w:rPr>
+                <w:rFonts w:ascii="맑은 고딕" w:eastAsia="맑은 고딕" w:hAnsi="맑은 고딕"/>
+                <w:b w:val="0"/>
+                <w:color w:val="1F2937"/>
+                <w:sz w:val="18"/>
+              </w:rPr>
+              <w:t>〃</w:t>
+            </w:r>
+          </w:p>
+        </w:tc>
+      </w:tr>
+      <w:tr>
+        <w:tc>
+          <w:tcPr>
+            <w:tcW w:w="1751" w:type="dxa"/>
+          </w:tcPr>
+          <w:p>
+            <w:r>
+              <w:rPr>
+                <w:rFonts w:ascii="맑은 고딕" w:eastAsia="맑은 고딕" w:hAnsi="맑은 고딕"/>
+                <w:b w:val="0"/>
+                <w:color w:val="1F2937"/>
+                <w:sz w:val="18"/>
+              </w:rPr>
+              <w:t>이진/다중분류</w:t>
+            </w:r>
+          </w:p>
+        </w:tc>
+        <w:tc>
+          <w:tcPr>
+            <w:tcW w:w="3066" w:type="dxa"/>
+          </w:tcPr>
+          <w:p>
+            <w:r>
+              <w:rPr>
+                <w:rFonts w:ascii="맑은 고딕" w:eastAsia="맑은 고딕" w:hAnsi="맑은 고딕"/>
+                <w:b w:val="0"/>
+                <w:color w:val="1F2937"/>
+                <w:sz w:val="18"/>
+              </w:rPr>
+              <w:t>VotingClassifier (여러 모델 앙상블)</w:t>
+            </w:r>
+          </w:p>
+        </w:tc>
+        <w:tc>
+          <w:tcPr>
+            <w:tcW w:w="2409" w:type="dxa"/>
+          </w:tcPr>
+          <w:p>
+            <w:r>
+              <w:rPr>
+                <w:rFonts w:ascii="맑은 고딕" w:eastAsia="맑은 고딕" w:hAnsi="맑은 고딕"/>
+                <w:b w:val="0"/>
+                <w:color w:val="1F2937"/>
+                <w:sz w:val="18"/>
+              </w:rPr>
+              <w:t>sklearn.ensemble</w:t>
             </w:r>
           </w:p>
         </w:tc>
@@ -17308,7 +17545,7 @@
                 <w:color w:val="1F2937"/>
                 <w:sz w:val="18"/>
               </w:rPr>
-              <w:t>08_교차검증_튜닝 / _실무전용</w:t>
+              <w:t>07_머신러닝_심화_교차검증_튜닝 / _실무전용</w:t>
             </w:r>
           </w:p>
         </w:tc>
@@ -17507,7 +17744,7 @@
           <w:color w:val="1F2937"/>
           <w:sz w:val="21"/>
         </w:rPr>
-        <w:t>15장에 이어, 변수 중요도 해석 예시를 하나 더 보여드립니다. 이 역시 실제 데이터로 직접 실행해서 나온 결과입니다.</w:t>
+        <w:t>16장에 이어, 변수 중요도 해석 예시를 하나 더 보여드립니다. 이 역시 실제 데이터로 직접 실행해서 나온 결과입니다.</w:t>
       </w:r>
     </w:p>
     <w:p>
@@ -17522,7 +17759,7 @@
           <w:color w:val="3B82C4"/>
           <w:sz w:val="28"/>
         </w:rPr>
-        <w:t>예시 5. Feature Importance로 중요 변수 해석하기</w:t>
+        <w:t>예시 4. Feature Importance로 중요 변수 해석하기</w:t>
       </w:r>
     </w:p>
     <w:p>
@@ -20985,7 +21222,7 @@
                 <w:color w:val="1F2937"/>
                 <w:sz w:val="18"/>
               </w:rPr>
-              <w:t>11~11장</w:t>
+              <w:t>10~11장</w:t>
             </w:r>
           </w:p>
         </w:tc>
@@ -21257,7 +21494,7 @@
                 <w:color w:val="1F2937"/>
                 <w:sz w:val="18"/>
               </w:rPr>
-              <w:t>11~11장</w:t>
+              <w:t>10~11장</w:t>
             </w:r>
           </w:p>
         </w:tc>

--- a/따라하며_끝내는_AICE_Associate.docx
+++ b/따라하며_끝내는_AICE_Associate.docx
@@ -86,7 +86,6 @@
         <w:br w:type="page"/>
       </w:r>
     </w:p>
-    <w:p/>
     <w:p>
       <w:pPr>
         <w:jc w:val="left"/>
@@ -966,14 +965,6 @@
     </w:p>
     <w:p>
       <w:pPr>
-        <w:pBdr>
-          <w:bottom w:val="single" w:sz="8" w:space="1" w:color="3B82C4"/>
-        </w:pBdr>
-        <w:spacing w:after="40"/>
-      </w:pPr>
-    </w:p>
-    <w:p>
-      <w:pPr>
         <w:jc w:val="center"/>
         <w:pBdr>
           <w:top w:val="single" w:sz="8" w:space="1" w:color="3B82C4"/>
@@ -1044,14 +1035,6 @@
           <w:bottom w:val="single" w:sz="8" w:space="1" w:color="3B82C4"/>
         </w:pBdr>
         <w:spacing w:after="40"/>
-      </w:pPr>
-    </w:p>
-    <w:p>
-      <w:pPr>
-        <w:pBdr>
-          <w:top w:val="single" w:sz="8" w:space="1" w:color="3B82C4"/>
-        </w:pBdr>
-        <w:spacing w:before="40"/>
       </w:pPr>
     </w:p>
     <w:p>
@@ -1506,14 +1489,6 @@
     </w:p>
     <w:p>
       <w:pPr>
-        <w:pBdr>
-          <w:top w:val="single" w:sz="8" w:space="1" w:color="3B82C4"/>
-        </w:pBdr>
-        <w:spacing w:before="40"/>
-      </w:pPr>
-    </w:p>
-    <w:p>
-      <w:pPr>
         <w:jc w:val="left"/>
         <w:spacing w:after="40" w:before="40"/>
       </w:pPr>
@@ -1737,14 +1712,6 @@
       <w:r>
         <w:br w:type="page"/>
       </w:r>
-    </w:p>
-    <w:p>
-      <w:pPr>
-        <w:pBdr>
-          <w:top w:val="single" w:sz="8" w:space="1" w:color="3B82C4"/>
-        </w:pBdr>
-        <w:spacing w:before="40"/>
-      </w:pPr>
     </w:p>
     <w:p>
       <w:pPr>
@@ -2831,14 +2798,6 @@
     </w:p>
     <w:p>
       <w:pPr>
-        <w:pBdr>
-          <w:top w:val="single" w:sz="8" w:space="1" w:color="3B82C4"/>
-        </w:pBdr>
-        <w:spacing w:before="40"/>
-      </w:pPr>
-    </w:p>
-    <w:p>
-      <w:pPr>
         <w:jc w:val="left"/>
         <w:spacing w:after="40" w:before="40"/>
       </w:pPr>
@@ -3301,14 +3260,6 @@
           <w:bottom w:val="single" w:sz="8" w:space="1" w:color="3B82C4"/>
         </w:pBdr>
         <w:spacing w:after="40"/>
-      </w:pPr>
-    </w:p>
-    <w:p>
-      <w:pPr>
-        <w:pBdr>
-          <w:top w:val="single" w:sz="8" w:space="1" w:color="3B82C4"/>
-        </w:pBdr>
-        <w:spacing w:before="40"/>
       </w:pPr>
     </w:p>
     <w:p>
@@ -4292,14 +4243,6 @@
     </w:p>
     <w:p>
       <w:pPr>
-        <w:pBdr>
-          <w:bottom w:val="single" w:sz="8" w:space="1" w:color="3B82C4"/>
-        </w:pBdr>
-        <w:spacing w:after="40"/>
-      </w:pPr>
-    </w:p>
-    <w:p>
-      <w:pPr>
         <w:jc w:val="center"/>
         <w:spacing w:after="120"/>
         <w:rPr>
@@ -4313,7 +4256,7 @@
       <w:r>
         <w:drawing>
           <wp:inline distT="0" distB="0" distL="0" distR="0">
-            <wp:extent cx="4417231" cy="4837559"/>
+            <wp:extent cx="4702179" cy="5149622"/>
             <wp:effectExtent l="0" t="0" r="0" b="0"/>
             <wp:docPr id="1027" name="shape1027" hidden="0"/>
             <wp:cNvGraphicFramePr/>
@@ -4340,7 +4283,7 @@
                   <pic:spPr>
                     <a:xfrm>
                       <a:off x="0" y="0"/>
-                      <a:ext cx="4417231" cy="4837559"/>
+                      <a:ext cx="4702179" cy="5149622"/>
                     </a:xfrm>
                     <a:prstGeom prst="rect"/>
                   </pic:spPr>
@@ -4435,8 +4378,12 @@
         <w:tc>
           <w:tcPr>
             <w:tcW w:w="2383" w:type="dxa"/>
-          </w:tcPr>
-          <w:p>
+            <w:vAlign w:val="center"/>
+          </w:tcPr>
+          <w:p>
+            <w:pPr>
+              <w:jc w:val="left"/>
+            </w:pPr>
             <w:r>
               <w:rPr>
                 <w:rFonts w:ascii="맑은 고딕" w:eastAsia="맑은 고딕" w:hAnsi="맑은 고딕"/>
@@ -4486,8 +4433,12 @@
           <w:tcPr>
             <w:tcW w:w="2383" w:type="dxa"/>
             <w:shd w:val="clear" w:color="auto" w:fill="F3F4F6"/>
-          </w:tcPr>
-          <w:p>
+            <w:vAlign w:val="center"/>
+          </w:tcPr>
+          <w:p>
+            <w:pPr>
+              <w:jc w:val="left"/>
+            </w:pPr>
             <w:r>
               <w:rPr>
                 <w:rFonts w:ascii="맑은 고딕" w:eastAsia="맑은 고딕" w:hAnsi="맑은 고딕"/>
@@ -5521,14 +5472,6 @@
     </w:p>
     <w:p>
       <w:pPr>
-        <w:pBdr>
-          <w:bottom w:val="single" w:sz="8" w:space="1" w:color="3B82C4"/>
-        </w:pBdr>
-        <w:spacing w:after="40"/>
-      </w:pPr>
-    </w:p>
-    <w:p>
-      <w:pPr>
         <w:jc w:val="center"/>
         <w:pBdr>
           <w:top w:val="single" w:sz="8" w:space="1" w:color="3B82C4"/>
@@ -5599,14 +5542,6 @@
           <w:bottom w:val="single" w:sz="8" w:space="1" w:color="3B82C4"/>
         </w:pBdr>
         <w:spacing w:after="40"/>
-      </w:pPr>
-    </w:p>
-    <w:p>
-      <w:pPr>
-        <w:pBdr>
-          <w:top w:val="single" w:sz="8" w:space="1" w:color="3B82C4"/>
-        </w:pBdr>
-        <w:spacing w:before="40"/>
       </w:pPr>
     </w:p>
     <w:p>
@@ -6036,6 +5971,27 @@
       <w:pPr>
         <w:jc w:val="left"/>
         <w:spacing w:after="120" w:before="240"/>
+        <w:rPr>
+          <w:rFonts w:ascii="맑은 고딕" w:eastAsia="맑은 고딕" w:hAnsi="맑은 고딕"/>
+          <w:b/>
+          <w:color w:val="3B82C4"/>
+          <w:sz w:val="28"/>
+        </w:rPr>
+      </w:pPr>
+      <w:r>
+        <w:rPr>
+          <w:rFonts w:ascii="맑은 고딕" w:eastAsia="맑은 고딕" w:hAnsi="맑은 고딕"/>
+          <w:b/>
+          <w:color w:val="3B82C4"/>
+          <w:sz w:val="28"/>
+        </w:rPr>
+        <w:br w:type="page"/>
+      </w:r>
+    </w:p>
+    <w:p>
+      <w:pPr>
+        <w:jc w:val="left"/>
+        <w:spacing w:after="120" w:before="240"/>
       </w:pPr>
       <w:r>
         <w:rPr>
@@ -6518,14 +6474,6 @@
       <w:r>
         <w:br w:type="page"/>
       </w:r>
-    </w:p>
-    <w:p>
-      <w:pPr>
-        <w:pBdr>
-          <w:top w:val="single" w:sz="8" w:space="1" w:color="3B82C4"/>
-        </w:pBdr>
-        <w:spacing w:before="40"/>
-      </w:pPr>
     </w:p>
     <w:p>
       <w:pPr>
@@ -7730,14 +7678,6 @@
     </w:p>
     <w:p>
       <w:pPr>
-        <w:pBdr>
-          <w:top w:val="single" w:sz="8" w:space="1" w:color="3B82C4"/>
-        </w:pBdr>
-        <w:spacing w:before="40"/>
-      </w:pPr>
-    </w:p>
-    <w:p>
-      <w:pPr>
         <w:jc w:val="left"/>
         <w:spacing w:after="40" w:before="40"/>
       </w:pPr>
@@ -8355,14 +8295,6 @@
     </w:p>
     <w:p>
       <w:pPr>
-        <w:pBdr>
-          <w:top w:val="single" w:sz="8" w:space="1" w:color="3B82C4"/>
-        </w:pBdr>
-        <w:spacing w:before="40"/>
-      </w:pPr>
-    </w:p>
-    <w:p>
-      <w:pPr>
         <w:jc w:val="left"/>
         <w:spacing w:after="40" w:before="40"/>
       </w:pPr>
@@ -8991,14 +8923,6 @@
       <w:r>
         <w:br w:type="page"/>
       </w:r>
-    </w:p>
-    <w:p>
-      <w:pPr>
-        <w:pBdr>
-          <w:top w:val="single" w:sz="8" w:space="1" w:color="3B82C4"/>
-        </w:pBdr>
-        <w:spacing w:before="40"/>
-      </w:pPr>
     </w:p>
     <w:p>
       <w:pPr>
@@ -9890,15 +9814,14 @@
     </w:tbl>
     <w:p>
       <w:pPr>
-        <w:spacing w:after="80"/>
-      </w:pPr>
-    </w:p>
-    <w:p>
-      <w:pPr>
-        <w:pBdr>
-          <w:top w:val="single" w:sz="8" w:space="1" w:color="3B82C4"/>
-        </w:pBdr>
-        <w:spacing w:before="40"/>
+        <w:spacing w:after="40" w:before="40"/>
+        <w:rPr>
+          <w:rFonts w:ascii="맑은 고딕" w:eastAsia="맑은 고딕" w:hAnsi="맑은 고딕"/>
+          <w:b/>
+          <w:color w:val="122240"/>
+          <w:sz w:val="40"/>
+          <w:rtl w:val="off"/>
+        </w:rPr>
       </w:pPr>
     </w:p>
     <w:p>
@@ -10411,15 +10334,14 @@
     </w:tbl>
     <w:p>
       <w:pPr>
-        <w:spacing w:after="80"/>
-      </w:pPr>
-    </w:p>
-    <w:p>
-      <w:pPr>
-        <w:pBdr>
-          <w:top w:val="single" w:sz="8" w:space="1" w:color="3B82C4"/>
-        </w:pBdr>
-        <w:spacing w:before="40"/>
+        <w:spacing w:after="40" w:before="40"/>
+        <w:rPr>
+          <w:rFonts w:ascii="맑은 고딕" w:eastAsia="맑은 고딕" w:hAnsi="맑은 고딕"/>
+          <w:b/>
+          <w:color w:val="122240"/>
+          <w:sz w:val="40"/>
+          <w:rtl w:val="off"/>
+        </w:rPr>
       </w:pPr>
     </w:p>
     <w:p>
@@ -11472,14 +11394,6 @@
     <w:p>
       <w:pPr>
         <w:pBdr>
-          <w:bottom w:val="single" w:sz="8" w:space="1" w:color="3B82C4"/>
-        </w:pBdr>
-        <w:spacing w:after="40"/>
-      </w:pPr>
-    </w:p>
-    <w:p>
-      <w:pPr>
-        <w:pBdr>
           <w:top w:val="single" w:sz="8" w:space="1" w:color="3B82C4"/>
         </w:pBdr>
         <w:spacing w:before="40"/>
@@ -12368,15 +12282,14 @@
     </w:tbl>
     <w:p>
       <w:pPr>
-        <w:spacing w:after="80"/>
-      </w:pPr>
-    </w:p>
-    <w:p>
-      <w:pPr>
-        <w:pBdr>
-          <w:top w:val="single" w:sz="8" w:space="1" w:color="3B82C4"/>
-        </w:pBdr>
-        <w:spacing w:before="40"/>
+        <w:spacing w:after="40" w:before="40"/>
+        <w:rPr>
+          <w:rFonts w:ascii="맑은 고딕" w:eastAsia="맑은 고딕" w:hAnsi="맑은 고딕"/>
+          <w:b/>
+          <w:color w:val="122240"/>
+          <w:sz w:val="40"/>
+          <w:rtl w:val="off"/>
+        </w:rPr>
       </w:pPr>
     </w:p>
     <w:p>
@@ -13200,29 +13113,148 @@
     </w:tbl>
     <w:p>
       <w:pPr>
-        <w:spacing w:after="80"/>
-      </w:pPr>
-    </w:p>
-    <w:p>
-      <w:pPr>
-        <w:pBdr>
-          <w:top w:val="single" w:sz="8" w:space="1" w:color="3B82C4"/>
-        </w:pBdr>
-        <w:spacing w:before="40"/>
-      </w:pPr>
-    </w:p>
-    <w:p>
-      <w:pPr>
         <w:spacing w:after="40" w:before="40"/>
-      </w:pPr>
-      <w:r>
-        <w:rPr>
-          <w:rFonts w:ascii="맑은 고딕" w:eastAsia="맑은 고딕" w:hAnsi="맑은 고딕"/>
+        <w:rPr>
+          <w:rFonts w:ascii="맑은 고딕" w:eastAsia="맑은 고딕" w:hAnsi="맑은 고딕" w:hint="eastAsia"/>
           <w:b/>
           <w:color w:val="122240"/>
           <w:sz w:val="40"/>
-        </w:rPr>
-        <w:t>16장. 실제 문제풀이 예시 (실행 화면 수록)</w:t>
+          <w:rtl w:val="off"/>
+        </w:rPr>
+      </w:pPr>
+    </w:p>
+    <w:p>
+      <w:pPr>
+        <w:spacing w:after="40" w:before="40"/>
+        <w:rPr>
+          <w:rFonts w:ascii="맑은 고딕" w:eastAsia="맑은 고딕" w:hAnsi="맑은 고딕" w:hint="eastAsia"/>
+          <w:b/>
+          <w:color w:val="122240"/>
+          <w:sz w:val="40"/>
+          <w:rtl w:val="off"/>
+        </w:rPr>
+      </w:pPr>
+    </w:p>
+    <w:p>
+      <w:pPr>
+        <w:spacing w:after="40" w:before="40"/>
+        <w:rPr>
+          <w:rFonts w:ascii="맑은 고딕" w:eastAsia="맑은 고딕" w:hAnsi="맑은 고딕" w:hint="eastAsia"/>
+          <w:b/>
+          <w:color w:val="122240"/>
+          <w:sz w:val="40"/>
+          <w:rtl w:val="off"/>
+        </w:rPr>
+      </w:pPr>
+    </w:p>
+    <w:p>
+      <w:pPr>
+        <w:spacing w:after="40" w:before="40"/>
+        <w:rPr>
+          <w:rFonts w:ascii="맑은 고딕" w:eastAsia="맑은 고딕" w:hAnsi="맑은 고딕" w:hint="eastAsia"/>
+          <w:b/>
+          <w:color w:val="122240"/>
+          <w:sz w:val="40"/>
+          <w:rtl w:val="off"/>
+        </w:rPr>
+      </w:pPr>
+    </w:p>
+    <w:p>
+      <w:pPr>
+        <w:spacing w:after="40" w:before="40"/>
+        <w:rPr>
+          <w:rFonts w:ascii="맑은 고딕" w:eastAsia="맑은 고딕" w:hAnsi="맑은 고딕" w:hint="eastAsia"/>
+          <w:b/>
+          <w:color w:val="122240"/>
+          <w:sz w:val="40"/>
+          <w:rtl w:val="off"/>
+        </w:rPr>
+      </w:pPr>
+    </w:p>
+    <w:p>
+      <w:pPr>
+        <w:spacing w:after="40" w:before="40"/>
+        <w:rPr>
+          <w:rFonts w:ascii="맑은 고딕" w:eastAsia="맑은 고딕" w:hAnsi="맑은 고딕" w:hint="eastAsia"/>
+          <w:b/>
+          <w:color w:val="122240"/>
+          <w:sz w:val="40"/>
+          <w:rtl w:val="off"/>
+        </w:rPr>
+      </w:pPr>
+    </w:p>
+    <w:p>
+      <w:pPr>
+        <w:spacing w:after="40" w:before="40"/>
+        <w:rPr>
+          <w:rFonts w:ascii="맑은 고딕" w:eastAsia="맑은 고딕" w:hAnsi="맑은 고딕" w:hint="eastAsia"/>
+          <w:b/>
+          <w:color w:val="122240"/>
+          <w:sz w:val="40"/>
+          <w:rtl w:val="off"/>
+        </w:rPr>
+      </w:pPr>
+    </w:p>
+    <w:p>
+      <w:pPr>
+        <w:spacing w:after="40" w:before="40"/>
+        <w:rPr>
+          <w:rFonts w:ascii="맑은 고딕" w:eastAsia="맑은 고딕" w:hAnsi="맑은 고딕" w:hint="eastAsia"/>
+          <w:b/>
+          <w:color w:val="122240"/>
+          <w:sz w:val="40"/>
+          <w:rtl w:val="off"/>
+        </w:rPr>
+      </w:pPr>
+    </w:p>
+    <w:p>
+      <w:pPr>
+        <w:spacing w:after="40" w:before="40"/>
+        <w:rPr>
+          <w:rFonts w:ascii="맑은 고딕" w:eastAsia="맑은 고딕" w:hAnsi="맑은 고딕" w:hint="eastAsia"/>
+          <w:b/>
+          <w:color w:val="122240"/>
+          <w:sz w:val="40"/>
+          <w:rtl w:val="off"/>
+        </w:rPr>
+      </w:pPr>
+    </w:p>
+    <w:p>
+      <w:pPr>
+        <w:spacing w:after="40" w:before="40"/>
+        <w:rPr>
+          <w:rFonts w:ascii="맑은 고딕" w:eastAsia="맑은 고딕" w:hAnsi="맑은 고딕" w:hint="eastAsia"/>
+          <w:b/>
+          <w:color w:val="122240"/>
+          <w:sz w:val="40"/>
+          <w:rtl w:val="off"/>
+        </w:rPr>
+      </w:pPr>
+    </w:p>
+    <w:p>
+      <w:pPr>
+        <w:spacing w:after="40" w:before="40"/>
+        <w:rPr>
+          <w:rFonts w:ascii="맑은 고딕" w:eastAsia="맑은 고딕" w:hAnsi="맑은 고딕"/>
+          <w:b/>
+          <w:color w:val="122240"/>
+          <w:sz w:val="40"/>
+          <w:rtl w:val="off"/>
+        </w:rPr>
+      </w:pPr>
+    </w:p>
+    <w:p>
+      <w:pPr>
+        <w:spacing w:after="40" w:before="40"/>
+      </w:pPr>
+      <w:r>
+        <w:rPr>
+          <w:rFonts w:ascii="맑은 고딕" w:eastAsia="맑은 고딕" w:hAnsi="맑은 고딕"/>
+          <w:b/>
+          <w:color w:val="122240"/>
+          <w:sz w:val="40"/>
+        </w:rPr>
+        <w:t>16장. 실제 문제풀이 예시</w:t>
       </w:r>
     </w:p>
     <w:p>
@@ -13237,13 +13269,20 @@
       <w:pPr>
         <w:jc w:val="both"/>
         <w:spacing w:after="120"/>
-      </w:pPr>
-      <w:r>
         <w:rPr>
           <w:rFonts w:ascii="맑은 고딕" w:eastAsia="맑은 고딕" w:hAnsi="맑은 고딕"/>
           <w:b w:val="0"/>
           <w:color w:val="1F2937"/>
           <w:sz w:val="21"/>
+          <w:rtl w:val="off"/>
+        </w:rPr>
+      </w:pPr>
+      <w:r>
+        <w:rPr>
+          <w:rFonts w:ascii="맑은 고딕" w:eastAsia="맑은 고딕" w:hAnsi="맑은 고딕"/>
+          <w:b w:val="0"/>
+          <w:color w:val="1F2937"/>
+          <w:sz w:val="21"/>
         </w:rPr>
         <w:t xml:space="preserve">아래 화면은 이 프로젝트의 실습 노트북을 </w:t>
       </w:r>
@@ -13263,15 +13302,42 @@
           <w:color w:val="1F2937"/>
           <w:sz w:val="21"/>
         </w:rPr>
-        <w:t>입니다(연출된 화면이 아닙니다). 코드를 어떻게 조합해 결과를 만들어내는지 순서대로 따라가 보세요.</w:t>
-      </w:r>
-    </w:p>
-    <w:p>
-      <w:pPr>
-        <w:pBdr>
-          <w:top w:val="single" w:sz="8" w:space="1" w:color="3B82C4"/>
-        </w:pBdr>
-        <w:spacing w:before="40"/>
+        <w:t>입니다</w:t>
+      </w:r>
+      <w:r>
+        <w:rPr>
+          <w:rFonts w:ascii="맑은 고딕" w:eastAsia="맑은 고딕" w:hAnsi="맑은 고딕"/>
+          <w:b w:val="0"/>
+          <w:color w:val="1F2937"/>
+          <w:sz w:val="21"/>
+          <w:rtl w:val="off"/>
+        </w:rPr>
+        <w:t>.</w:t>
+      </w:r>
+      <w:r>
+        <w:rPr>
+          <w:rFonts w:ascii="맑은 고딕" w:eastAsia="맑은 고딕" w:hAnsi="맑은 고딕" w:hint="eastAsia"/>
+          <w:b w:val="0"/>
+          <w:color w:val="1F2937"/>
+          <w:sz w:val="21"/>
+          <w:rtl w:val="off"/>
+        </w:rPr>
+        <w:br/>
+      </w:r>
+      <w:r>
+        <w:rPr>
+          <w:rFonts w:ascii="맑은 고딕" w:eastAsia="맑은 고딕" w:hAnsi="맑은 고딕"/>
+          <w:b w:val="0"/>
+          <w:color w:val="1F2937"/>
+          <w:sz w:val="21"/>
+        </w:rPr>
+        <w:t>코드를 어떻게 조합해 결과를 만들어내는지 순서대로 따라가 보세요.</w:t>
+      </w:r>
+    </w:p>
+    <w:p>
+      <w:pPr>
+        <w:jc w:val="both"/>
+        <w:spacing w:after="120"/>
       </w:pPr>
     </w:p>
     <w:p>
@@ -13333,7 +13399,7 @@
       </w:pPr>
       <w:r>
         <w:drawing>
-          <wp:inline distT="0" distB="0" distL="180" distR="180">
+          <wp:inline distT="0" distB="0" distL="0" distR="0">
             <wp:extent cx="2800470" cy="2667694"/>
             <wp:effectExtent l="0" t="0" r="0" b="0"/>
             <wp:docPr id="1029" name="shape1029" hidden="0"/>
@@ -13370,6 +13436,25 @@
             </a:graphic>
           </wp:inline>
         </w:drawing>
+      </w:r>
+    </w:p>
+    <w:p>
+      <w:pPr>
+        <w:rPr>
+          <w:rFonts w:ascii="맑은 고딕" w:eastAsia="맑은 고딕" w:hAnsi="맑은 고딕"/>
+          <w:b/>
+          <w:color w:val="3B82C4"/>
+          <w:sz w:val="28"/>
+        </w:rPr>
+      </w:pPr>
+      <w:r>
+        <w:rPr>
+          <w:rFonts w:ascii="맑은 고딕" w:eastAsia="맑은 고딕" w:hAnsi="맑은 고딕"/>
+          <w:b/>
+          <w:color w:val="3B82C4"/>
+          <w:sz w:val="28"/>
+        </w:rPr>
+        <w:br w:type="page"/>
       </w:r>
     </w:p>
     <w:p>
@@ -13649,14 +13734,6 @@
     </w:p>
     <w:p>
       <w:pPr>
-        <w:pBdr>
-          <w:top w:val="single" w:sz="8" w:space="1" w:color="3B82C4"/>
-        </w:pBdr>
-        <w:spacing w:before="40"/>
-      </w:pPr>
-    </w:p>
-    <w:p>
-      <w:pPr>
         <w:jc w:val="left"/>
         <w:spacing w:after="40" w:before="40"/>
       </w:pPr>
@@ -14444,14 +14521,6 @@
     <w:p>
       <w:pPr>
         <w:pBdr>
-          <w:bottom w:val="single" w:sz="8" w:space="1" w:color="3B82C4"/>
-        </w:pBdr>
-        <w:spacing w:after="40"/>
-      </w:pPr>
-    </w:p>
-    <w:p>
-      <w:pPr>
-        <w:pBdr>
           <w:top w:val="single" w:sz="8" w:space="1" w:color="3B82C4"/>
         </w:pBdr>
         <w:spacing w:before="40"/>
@@ -14726,14 +14795,6 @@
       <w:r>
         <w:br w:type="page"/>
       </w:r>
-    </w:p>
-    <w:p>
-      <w:pPr>
-        <w:pBdr>
-          <w:top w:val="single" w:sz="8" w:space="1" w:color="3B82C4"/>
-        </w:pBdr>
-        <w:spacing w:before="40"/>
-      </w:pPr>
     </w:p>
     <w:p>
       <w:pPr>
@@ -15917,14 +15978,6 @@
     </w:p>
     <w:p>
       <w:pPr>
-        <w:pBdr>
-          <w:top w:val="single" w:sz="8" w:space="1" w:color="3B82C4"/>
-        </w:pBdr>
-        <w:spacing w:before="40"/>
-      </w:pPr>
-    </w:p>
-    <w:p>
-      <w:pPr>
         <w:jc w:val="left"/>
         <w:spacing w:after="40" w:before="40"/>
       </w:pPr>
@@ -16381,14 +16434,6 @@
     </w:p>
     <w:p>
       <w:pPr>
-        <w:pBdr>
-          <w:top w:val="single" w:sz="8" w:space="1" w:color="3B82C4"/>
-        </w:pBdr>
-        <w:spacing w:before="40"/>
-      </w:pPr>
-    </w:p>
-    <w:p>
-      <w:pPr>
         <w:jc w:val="left"/>
         <w:spacing w:after="40" w:before="40"/>
       </w:pPr>
@@ -17176,16 +17221,15 @@
     </w:tbl>
     <w:p>
       <w:pPr>
-        <w:spacing w:after="80"/>
-      </w:pPr>
-    </w:p>
-    <w:p/>
-    <w:p>
-      <w:pPr>
-        <w:pBdr>
-          <w:top w:val="single" w:sz="8" w:space="1" w:color="3B82C4"/>
-        </w:pBdr>
-        <w:spacing w:before="40"/>
+        <w:jc w:val="left"/>
+        <w:spacing w:after="40" w:before="40"/>
+        <w:rPr>
+          <w:rFonts w:ascii="맑은 고딕" w:eastAsia="맑은 고딕" w:hAnsi="맑은 고딕" w:hint="eastAsia"/>
+          <w:b/>
+          <w:color w:val="122240"/>
+          <w:sz w:val="40"/>
+          <w:rtl w:val="off"/>
+        </w:rPr>
       </w:pPr>
     </w:p>
     <w:p>
@@ -17691,24 +17735,7 @@
         </w:tc>
       </w:tr>
     </w:tbl>
-    <w:p>
-      <w:pPr>
-        <w:spacing w:after="80"/>
-      </w:pPr>
-    </w:p>
-    <w:p>
-      <w:r>
-        <w:br w:type="page"/>
-      </w:r>
-    </w:p>
-    <w:p>
-      <w:pPr>
-        <w:pBdr>
-          <w:top w:val="single" w:sz="8" w:space="1" w:color="3B82C4"/>
-        </w:pBdr>
-        <w:spacing w:before="40"/>
-      </w:pPr>
-    </w:p>
+    <w:p/>
     <w:p>
       <w:pPr>
         <w:jc w:val="left"/>
@@ -17829,14 +17856,6 @@
     </w:p>
     <w:p>
       <w:pPr>
-        <w:pBdr>
-          <w:top w:val="single" w:sz="8" w:space="1" w:color="3B82C4"/>
-        </w:pBdr>
-        <w:spacing w:before="40"/>
-      </w:pPr>
-    </w:p>
-    <w:p>
-      <w:pPr>
         <w:jc w:val="left"/>
         <w:spacing w:after="40" w:before="40"/>
       </w:pPr>
@@ -18807,14 +18826,6 @@
     </w:p>
     <w:p>
       <w:pPr>
-        <w:pBdr>
-          <w:top w:val="single" w:sz="8" w:space="1" w:color="3B82C4"/>
-        </w:pBdr>
-        <w:spacing w:before="40"/>
-      </w:pPr>
-    </w:p>
-    <w:p>
-      <w:pPr>
         <w:jc w:val="left"/>
         <w:spacing w:after="40" w:before="40"/>
       </w:pPr>
@@ -18838,8 +18849,9 @@
     </w:p>
     <w:p>
       <w:pPr>
+        <w:ind w:leftChars="0" w:left="0"/>
         <w:jc w:val="both"/>
-        <w:spacing w:after="120"/>
+        <w:spacing w:after="57" w:line="240"/>
       </w:pPr>
       <w:r>
         <w:rPr>
@@ -18853,8 +18865,9 @@
     </w:p>
     <w:p>
       <w:pPr>
+        <w:ind w:leftChars="0" w:left="0"/>
         <w:jc w:val="both"/>
-        <w:spacing w:after="120"/>
+        <w:spacing w:after="57" w:line="240"/>
       </w:pPr>
       <w:r>
         <w:rPr>
@@ -18906,8 +18919,9 @@
     </w:p>
     <w:p>
       <w:pPr>
+        <w:ind w:leftChars="0" w:left="0"/>
         <w:jc w:val="both"/>
-        <w:spacing w:after="120"/>
+        <w:spacing w:after="57" w:line="240"/>
       </w:pPr>
       <w:r>
         <w:rPr>
@@ -18921,8 +18935,9 @@
     </w:p>
     <w:p>
       <w:pPr>
+        <w:ind w:leftChars="0" w:left="0"/>
         <w:jc w:val="both"/>
-        <w:spacing w:after="120"/>
+        <w:spacing w:after="57" w:line="240"/>
       </w:pPr>
       <w:r>
         <w:rPr>
@@ -18936,8 +18951,9 @@
     </w:p>
     <w:p>
       <w:pPr>
+        <w:ind w:leftChars="0" w:left="0"/>
         <w:jc w:val="both"/>
-        <w:spacing w:after="120"/>
+        <w:spacing w:after="57" w:line="240"/>
       </w:pPr>
       <w:r>
         <w:rPr>
@@ -18951,8 +18967,9 @@
     </w:p>
     <w:p>
       <w:pPr>
+        <w:ind w:leftChars="0" w:left="0"/>
         <w:jc w:val="both"/>
-        <w:spacing w:after="120"/>
+        <w:spacing w:after="57" w:line="240"/>
       </w:pPr>
       <w:r>
         <w:rPr>
@@ -18966,8 +18983,9 @@
     </w:p>
     <w:p>
       <w:pPr>
+        <w:ind w:leftChars="0" w:left="0"/>
         <w:jc w:val="both"/>
-        <w:spacing w:after="120"/>
+        <w:spacing w:after="57" w:line="240"/>
       </w:pPr>
       <w:r>
         <w:rPr>
@@ -18981,8 +18999,9 @@
     </w:p>
     <w:p>
       <w:pPr>
+        <w:ind w:leftChars="0" w:left="0"/>
         <w:jc w:val="both"/>
-        <w:spacing w:after="120"/>
+        <w:spacing w:after="57" w:line="240"/>
       </w:pPr>
       <w:r>
         <w:rPr>
@@ -18996,8 +19015,9 @@
     </w:p>
     <w:p>
       <w:pPr>
+        <w:ind w:leftChars="0" w:left="0"/>
         <w:jc w:val="both"/>
-        <w:spacing w:after="120"/>
+        <w:spacing w:after="57" w:line="240"/>
       </w:pPr>
       <w:r>
         <w:rPr>
@@ -19011,8 +19031,9 @@
     </w:p>
     <w:p>
       <w:pPr>
+        <w:ind w:leftChars="0" w:left="0"/>
         <w:jc w:val="both"/>
-        <w:spacing w:after="120"/>
+        <w:spacing w:after="57" w:line="240"/>
       </w:pPr>
       <w:r>
         <w:rPr>
@@ -19045,8 +19066,9 @@
     </w:p>
     <w:p>
       <w:pPr>
+        <w:ind w:leftChars="0" w:left="0"/>
         <w:jc w:val="both"/>
-        <w:spacing w:after="120"/>
+        <w:spacing w:after="57" w:line="240"/>
       </w:pPr>
       <w:r>
         <w:rPr>
@@ -19060,8 +19082,9 @@
     </w:p>
     <w:p>
       <w:pPr>
+        <w:ind w:leftChars="0" w:left="0"/>
         <w:jc w:val="both"/>
-        <w:spacing w:after="120"/>
+        <w:spacing w:after="57" w:line="240"/>
       </w:pPr>
       <w:r>
         <w:rPr>
@@ -19094,8 +19117,9 @@
     </w:p>
     <w:p>
       <w:pPr>
+        <w:ind w:leftChars="0" w:left="0"/>
         <w:jc w:val="both"/>
-        <w:spacing w:after="120"/>
+        <w:spacing w:after="57" w:line="240"/>
       </w:pPr>
       <w:r>
         <w:rPr>
@@ -19109,8 +19133,9 @@
     </w:p>
     <w:p>
       <w:pPr>
+        <w:ind w:leftChars="0" w:left="0"/>
         <w:jc w:val="both"/>
-        <w:spacing w:after="120"/>
+        <w:spacing w:after="57" w:line="240"/>
       </w:pPr>
       <w:r>
         <w:rPr>
@@ -19124,8 +19149,9 @@
     </w:p>
     <w:p>
       <w:pPr>
+        <w:ind w:leftChars="0" w:left="0"/>
         <w:jc w:val="both"/>
-        <w:spacing w:after="120"/>
+        <w:spacing w:after="57" w:line="240"/>
       </w:pPr>
       <w:r>
         <w:rPr>
@@ -19139,8 +19165,9 @@
     </w:p>
     <w:p>
       <w:pPr>
+        <w:ind w:leftChars="0" w:left="0"/>
         <w:jc w:val="both"/>
-        <w:spacing w:after="120"/>
+        <w:spacing w:after="57" w:line="240"/>
       </w:pPr>
       <w:r>
         <w:rPr>
@@ -19154,8 +19181,9 @@
     </w:p>
     <w:p>
       <w:pPr>
+        <w:ind w:leftChars="0" w:left="0"/>
         <w:jc w:val="both"/>
-        <w:spacing w:after="120"/>
+        <w:spacing w:after="57" w:line="240"/>
       </w:pPr>
       <w:r>
         <w:rPr>
@@ -19169,8 +19197,9 @@
     </w:p>
     <w:p>
       <w:pPr>
+        <w:ind w:leftChars="0" w:left="0"/>
         <w:jc w:val="both"/>
-        <w:spacing w:after="120"/>
+        <w:spacing w:after="57" w:line="240"/>
       </w:pPr>
       <w:r>
         <w:rPr>
@@ -19184,8 +19213,9 @@
     </w:p>
     <w:p>
       <w:pPr>
+        <w:ind w:leftChars="0" w:left="0"/>
         <w:jc w:val="both"/>
-        <w:spacing w:after="120"/>
+        <w:spacing w:after="57" w:line="240"/>
       </w:pPr>
       <w:r>
         <w:rPr>
@@ -19199,8 +19229,9 @@
     </w:p>
     <w:p>
       <w:pPr>
+        <w:ind w:leftChars="0" w:left="0"/>
         <w:jc w:val="both"/>
-        <w:spacing w:after="120"/>
+        <w:spacing w:after="57" w:line="240"/>
       </w:pPr>
       <w:r>
         <w:rPr>
@@ -19216,14 +19247,6 @@
       <w:r>
         <w:br w:type="page"/>
       </w:r>
-    </w:p>
-    <w:p>
-      <w:pPr>
-        <w:pBdr>
-          <w:top w:val="single" w:sz="8" w:space="1" w:color="3B82C4"/>
-        </w:pBdr>
-        <w:spacing w:before="40"/>
-      </w:pPr>
     </w:p>
     <w:p>
       <w:pPr>
@@ -19810,14 +19833,6 @@
       <w:r>
         <w:br w:type="page"/>
       </w:r>
-    </w:p>
-    <w:p>
-      <w:pPr>
-        <w:pBdr>
-          <w:top w:val="single" w:sz="8" w:space="1" w:color="3B82C4"/>
-        </w:pBdr>
-        <w:spacing w:before="40"/>
-      </w:pPr>
     </w:p>
     <w:p>
       <w:pPr>
@@ -20432,14 +20447,6 @@
       <w:r>
         <w:br w:type="page"/>
       </w:r>
-    </w:p>
-    <w:p>
-      <w:pPr>
-        <w:pBdr>
-          <w:top w:val="single" w:sz="8" w:space="1" w:color="3B82C4"/>
-        </w:pBdr>
-        <w:spacing w:before="40"/>
-      </w:pPr>
     </w:p>
     <w:p>
       <w:pPr>
